--- a/Arquitectura de Sistemas Computacionales/Entregas docente/2026-2/ACUERDO PEDAGOGICO - Arquitectura de Sistemas Computacionales - 2026-2.docx
+++ b/Arquitectura de Sistemas Computacionales/Entregas docente/2026-2/ACUERDO PEDAGOGICO - Arquitectura de Sistemas Computacionales - 2026-2.docx
@@ -811,7 +811,7 @@
               <w:br/>
               <w:t>Periodo 2026-2 — Lunes 10:00–12:00 (120 min).</w:t>
               <w:br/>
-              <w:t>Grupo: [PENDIENTE]. Modalidad: Presencialidad asistida (Clase 1 presencial · resto virtual síncrona · parciales presencial · festivos autónomos)</w:t>
+              <w:t>Grupo: [PENDIENTE]. Modalidad: Presencialidad asistida (Clase 1 y parciales presencial síncrono · resto de clases virtual síncrona · festivos = clase autónoma)</w:t>
               <w:br/>
               <w:t>Calendario: 15 clases (10/08/2026–16/11/2026). Festivos = clase autónoma:</w:t>
               <w:br/>
@@ -3340,7 +3340,7 @@
     </w:p>
     <w:p>
       <w:r>
-        <w:t>Docente: Julian Andres Castaño Espinosa — Correo: julianacastano@profesores.uniajc.edu.co — Horario: Lunes 10:00 – 12:00 (120 min) — Modalidad: Presencialidad asistida (Clase 1 presencial · resto virtual síncrona · parciales presencial · festivos autónomos) — Código: FI303380 — PRELLENADO 2026-2 — campos de estudiantes pendientes.</w:t>
+        <w:t>Docente: Julian Andres Castaño Espinosa — Correo: julianacastano@profesores.uniajc.edu.co — Horario: Lunes 10:00 – 12:00 (120 min) — Modalidad: Presencialidad asistida (Clase 1 y parciales presencial síncrono · resto de clases virtual síncrona · festivos = clase autónoma) — Código: FI303380 — PRELLENADO 2026-2 — campos de estudiantes pendientes.</w:t>
       </w:r>
     </w:p>
     <w:sectPr>

--- a/Arquitectura de Sistemas Computacionales/Entregas docente/2026-2/ACUERDO PEDAGOGICO - Arquitectura de Sistemas Computacionales - 2026-2.docx
+++ b/Arquitectura de Sistemas Computacionales/Entregas docente/2026-2/ACUERDO PEDAGOGICO - Arquitectura de Sistemas Computacionales - 2026-2.docx
@@ -877,12 +877,12 @@
               <w:br/>
               <w:t>Primer corte (30%) — [10/08/2026 al 13/09/2026] — Clases 1–5:</w:t>
               <w:br/>
-              <w:t>* 10% Parcial 1 (Clase 5 · 07/09/2026, presencial) | 10% Talleres y Quiz | 10% Asistencia</w:t>
+              <w:t>* 10% Parcial 1 (Clase 5 · 07/09/2026, presencial) | 10% Talleres o Quiz | 10% Asistencia</w:t>
               <w:br/>
               <w:br/>
               <w:t>Segundo corte (30%) — [14/09/2026 al 18/10/2026] — Clases 6–10:</w:t>
               <w:br/>
-              <w:t>* 10% Parcial 2 (Clase 9 · 05/10/2026, presencial; Clase 10 festivo = refuerzo sin parcial) | 10% Talleres y Quiz | 10% Asistencia</w:t>
+              <w:t>* 10% Parcial 2 (Clase 9 · 05/10/2026, presencial; Clase 10 festivo = refuerzo sin parcial) | 10% Talleres o Quiz | 10% Asistencia</w:t>
               <w:br/>
               <w:br/>
               <w:t>Tercer corte (40%) — [19/10/2026 al 22/11/2026] — Clases 11–15:</w:t>

--- a/Arquitectura de Sistemas Computacionales/Entregas docente/2026-2/ACUERDO PEDAGOGICO - Arquitectura de Sistemas Computacionales - 2026-2.docx
+++ b/Arquitectura de Sistemas Computacionales/Entregas docente/2026-2/ACUERDO PEDAGOGICO - Arquitectura de Sistemas Computacionales - 2026-2.docx
@@ -811,7 +811,7 @@
               <w:br/>
               <w:t>Periodo 2026-2 — Lunes 10:00–12:00 (120 min).</w:t>
               <w:br/>
-              <w:t>Grupo: [PENDIENTE]. Modalidad: Presencialidad asistida (Clase 1 y parciales presencial síncrono · resto de clases virtual síncrona · festivos = clase autónoma)</w:t>
+              <w:t>Grupo: 6303C. Modalidad: Presencialidad asistida (Clase 1 y parciales presencial síncrono · resto de clases virtual síncrona · festivos = clase autónoma)</w:t>
               <w:br/>
               <w:t>Calendario: 15 clases (10/08/2026–16/11/2026). Festivos = clase autónoma:</w:t>
               <w:br/>

--- a/Arquitectura de Sistemas Computacionales/Entregas docente/2026-2/ACUERDO PEDAGOGICO - Arquitectura de Sistemas Computacionales - 2026-2.docx
+++ b/Arquitectura de Sistemas Computacionales/Entregas docente/2026-2/ACUERDO PEDAGOGICO - Arquitectura de Sistemas Computacionales - 2026-2.docx
@@ -244,7 +244,7 @@
                 <w:szCs w:val="18"/>
                 <w:rtl w:val="0"/>
               </w:rPr>
-              <w:t>[PENDIENTE]</w:t>
+              <w:t>6303C</w:t>
             </w:r>
             <w:r>
               <w:rPr>
@@ -298,7 +298,7 @@
                 <w:szCs w:val="18"/>
                 <w:rtl w:val="0"/>
               </w:rPr>
-              <w:t>[PENDIENTE]</w:t>
+              <w:t>Sexto Semestre</w:t>
             </w:r>
             <w:r>
               <w:rPr>

--- a/Arquitectura de Sistemas Computacionales/Entregas docente/2026-2/ACUERDO PEDAGOGICO - Arquitectura de Sistemas Computacionales - 2026-2.docx
+++ b/Arquitectura de Sistemas Computacionales/Entregas docente/2026-2/ACUERDO PEDAGOGICO - Arquitectura de Sistemas Computacionales - 2026-2.docx
@@ -98,7 +98,7 @@
                 <w:vertAlign w:val="baseline"/>
                 <w:rtl w:val="0"/>
               </w:rPr>
-              <w:t>Programa Académico</w:t>
+              <w:t xml:space="preserve">Programa Académico</w:t>
             </w:r>
           </w:p>
         </w:tc>
@@ -159,7 +159,7 @@
                 <w:vertAlign w:val="baseline"/>
                 <w:rtl w:val="0"/>
               </w:rPr>
-              <w:t>Nombre Del Curso</w:t>
+              <w:t xml:space="preserve">Nombre Del Curso</w:t>
             </w:r>
           </w:p>
         </w:tc>
@@ -220,7 +220,7 @@
                 <w:vertAlign w:val="baseline"/>
                 <w:rtl w:val="0"/>
               </w:rPr>
-              <w:t>Grupo</w:t>
+              <w:t xml:space="preserve">Grupo</w:t>
             </w:r>
           </w:p>
         </w:tc>
@@ -274,7 +274,7 @@
                 <w:vertAlign w:val="baseline"/>
                 <w:rtl w:val="0"/>
               </w:rPr>
-              <w:t>Semestre</w:t>
+              <w:t xml:space="preserve">Semestre</w:t>
             </w:r>
           </w:p>
         </w:tc>
@@ -334,7 +334,7 @@
                 <w:vertAlign w:val="baseline"/>
                 <w:rtl w:val="0"/>
               </w:rPr>
-              <w:t>Periodo</w:t>
+              <w:t xml:space="preserve">Periodo</w:t>
             </w:r>
           </w:p>
         </w:tc>
@@ -388,7 +388,7 @@
                 <w:vertAlign w:val="baseline"/>
                 <w:rtl w:val="0"/>
               </w:rPr>
-              <w:t>Fecha</w:t>
+              <w:t xml:space="preserve">Fecha</w:t>
             </w:r>
           </w:p>
         </w:tc>
@@ -441,7 +441,7 @@
                 <w:vertAlign w:val="baseline"/>
                 <w:rtl w:val="0"/>
               </w:rPr>
-              <w:t>Profesor</w:t>
+              <w:t xml:space="preserve">Profesor</w:t>
             </w:r>
           </w:p>
         </w:tc>
@@ -577,7 +577,7 @@
                 <w:vertAlign w:val="baseline"/>
                 <w:rtl w:val="0"/>
               </w:rPr>
-              <w:t>Objetivos del Curso</w:t>
+              <w:t xml:space="preserve">Objetivos del Curso</w:t>
             </w:r>
           </w:p>
         </w:tc>
@@ -622,7 +622,135 @@
               <w:t>RAA3: Evalúa la seguridad, rendimiento y sostenibilidad de arquitecturas en la nube.</w:t>
               <w:br/>
               <w:br/>
-              <w:t>Fuente: Microcurrículo FI303380 – Arquitectura de Sistemas Computacionales (Enfoque Cloud) (Plan curso/).</w:t>
+              <w:t>Fuente: Microcurrículo FI303380 — Arquitectura de Sistemas Computacionales (Enfoque Cloud) (Plan curso/).</w:t>
+            </w:r>
+          </w:p>
+          <w:p>
+            <w:pPr>
+              <w:numPr>
+                <w:ilvl w:val="0"/>
+                <w:numId w:val="2"/>
+              </w:numPr>
+              <w:spacing w:after="0" w:afterAutospacing="0" w:before="0" w:beforeAutospacing="0" w:line="360" w:lineRule="auto"/>
+              <w:ind w:left="720" w:hanging="360"/>
+              <w:rPr>
+                <w:sz w:val="18"/>
+                <w:szCs w:val="18"/>
+              </w:rPr>
+            </w:pPr>
+            <w:r>
+              <w:rPr>
+                <w:sz w:val="18"/>
+                <w:szCs w:val="18"/>
+                <w:rtl w:val="0"/>
+              </w:rPr>
+            </w:r>
+          </w:p>
+          <w:p>
+            <w:pPr>
+              <w:numPr>
+                <w:ilvl w:val="0"/>
+                <w:numId w:val="2"/>
+              </w:numPr>
+              <w:spacing w:after="0" w:afterAutospacing="0" w:before="0" w:beforeAutospacing="0" w:line="360" w:lineRule="auto"/>
+              <w:ind w:left="720" w:hanging="360"/>
+              <w:rPr>
+                <w:sz w:val="18"/>
+                <w:szCs w:val="18"/>
+              </w:rPr>
+            </w:pPr>
+            <w:r>
+              <w:rPr>
+                <w:sz w:val="18"/>
+                <w:szCs w:val="18"/>
+                <w:rtl w:val="0"/>
+              </w:rPr>
+            </w:r>
+          </w:p>
+          <w:p>
+            <w:pPr>
+              <w:numPr>
+                <w:ilvl w:val="0"/>
+                <w:numId w:val="2"/>
+              </w:numPr>
+              <w:spacing w:after="0" w:afterAutospacing="0" w:before="0" w:beforeAutospacing="0" w:line="360" w:lineRule="auto"/>
+              <w:ind w:left="720" w:hanging="360"/>
+              <w:rPr>
+                <w:sz w:val="18"/>
+                <w:szCs w:val="18"/>
+              </w:rPr>
+            </w:pPr>
+            <w:r>
+              <w:rPr>
+                <w:sz w:val="18"/>
+                <w:szCs w:val="18"/>
+                <w:rtl w:val="0"/>
+              </w:rPr>
+            </w:r>
+          </w:p>
+          <w:p>
+            <w:pPr>
+              <w:numPr>
+                <w:ilvl w:val="0"/>
+                <w:numId w:val="2"/>
+              </w:numPr>
+              <w:spacing w:after="240" w:before="0" w:beforeAutospacing="0" w:line="360" w:lineRule="auto"/>
+              <w:ind w:left="720" w:hanging="360"/>
+              <w:rPr>
+                <w:sz w:val="18"/>
+                <w:szCs w:val="18"/>
+              </w:rPr>
+            </w:pPr>
+            <w:r>
+              <w:rPr>
+                <w:sz w:val="18"/>
+                <w:szCs w:val="18"/>
+                <w:rtl w:val="0"/>
+              </w:rPr>
+            </w:r>
+            <w:r>
+              <w:rPr>
+                <w:rtl w:val="0"/>
+              </w:rPr>
+            </w:r>
+          </w:p>
+          <w:p>
+            <w:pPr>
+              <w:keepNext w:val="0"/>
+              <w:keepLines w:val="0"/>
+              <w:pageBreakBefore w:val="0"/>
+              <w:widowControl w:val="1"/>
+              <w:pBdr>
+                <w:top w:space="0" w:sz="0" w:val="nil"/>
+                <w:left w:space="0" w:sz="0" w:val="nil"/>
+                <w:bottom w:space="0" w:sz="0" w:val="nil"/>
+                <w:right w:space="0" w:sz="0" w:val="nil"/>
+                <w:between w:space="0" w:sz="0" w:val="nil"/>
+              </w:pBdr>
+              <w:shd w:fill="auto" w:val="clear"/>
+              <w:spacing w:after="0" w:before="0" w:line="360" w:lineRule="auto"/>
+              <w:ind w:left="0" w:right="0" w:firstLine="0"/>
+              <w:jc w:val="both"/>
+              <w:rPr>
+                <w:rFonts w:ascii="Arial" w:cs="Arial" w:eastAsia="Arial" w:hAnsi="Arial"/>
+                <w:b w:val="0"/>
+                <w:bCs w:val="0"/>
+                <w:i w:val="0"/>
+                <w:iCs w:val="0"/>
+                <w:smallCaps w:val="0"/>
+                <w:strike w:val="0"/>
+                <w:color w:val="000000"/>
+                <w:sz w:val="18"/>
+                <w:szCs w:val="18"/>
+                <w:u w:val="none"/>
+                <w:shd w:fill="auto" w:val="clear"/>
+                <w:vertAlign w:val="baseline"/>
+              </w:rPr>
+            </w:pPr>
+            <w:r>
+              <w:rPr>
+                <w:rtl w:val="0"/>
+              </w:rPr>
             </w:r>
           </w:p>
         </w:tc>
@@ -693,7 +821,7 @@
                 <w:vertAlign w:val="baseline"/>
                 <w:rtl w:val="0"/>
               </w:rPr>
-              <w:t>Una vez presentada la agenda de trabajo, las estrategias metodológicas y criterios de evaluación estos se aprueban, se modifican o se complementan</w:t>
+              <w:t xml:space="preserve">Una vez presentada la agenda de trabajo, las estrategias metodológicas y criterios de evaluación estos se aprueban, se modifican o se complementan</w:t>
             </w:r>
           </w:p>
         </w:tc>
@@ -722,7 +850,7 @@
               </w:rPr>
               <w:t>[PRELLENADO 2026-2 — pendiente socialización con el grupo]</w:t>
               <w:br/>
-              <w:t>Periodo académico: 10/08/2026 al 22/11/2026.</w:t>
+              <w:t>Periodo académico: 24/08/2026 al 22/11/2026.</w:t>
               <w:br/>
               <w:t>Pendiente: aprobación/ajustes con estudiantes, listado oficial, vocero y firmas.</w:t>
               <w:br/>
@@ -807,20 +935,29 @@
               </w:rPr>
             </w:pPr>
             <w:r>
+              <w:rPr>
+                <w:sz w:val="18"/>
+                <w:szCs w:val="18"/>
+                <w:vertAlign w:val="baseline"/>
+                <w:rtl w:val="0"/>
+              </w:rPr>
               <w:t>Acuerdo sobre los aspectos metodológicos</w:t>
               <w:br/>
-              <w:t>Periodo 2026-2 — Lunes 10:00–12:00 (120 min).</w:t>
+              <w:t>Periodo 2026-2 · Grupo 6303C · Lunes 10:00 – 12:00 (120 min).</w:t>
               <w:br/>
-              <w:t>Grupo: 6303C. Modalidad: Presencialidad asistida (Clase 1 y parciales presencial síncrono · resto de clases virtual síncrona · festivos = clase autónoma)</w:t>
+              <w:t>Modalidad: Presencialidad asistida (Sesión 1 y parciales presencial síncrono · resto de sesiones regulares virtual síncrona · festivos = clase autónoma).</w:t>
               <w:br/>
-              <w:t>Calendario: 15 clases (10/08/2026–16/11/2026). Festivos = clase autónoma:</w:t>
+              <w:t>Estructura sugerida: Teoría Core · Taller Guiado sobre el Proyecto Integrador CloudLite · Quiz/comprobación.</w:t>
               <w:br/>
-              <w:t>17/08 (Asunción), 12/10 (Diversidad étnica), 02/11 (Todos los Santos), 16/11 (Independencia de Cartagena).</w:t>
+              <w:t>Calendario: 13 sesiones (15 temas del microcurrículo) (24/08/2026–16/11/2026). Semestre acortado: inicio 24/08/2026, fin 22/11/2026; se conservan los 15 temas porque las sesiones 7 y 10 son dobles (dos temas afines en un bloque de 120 min).</w:t>
               <w:br/>
-              <w:t>[Detalle en CALENDARIO_2026-2.md del curso.]</w:t>
+              <w:t>Festivos = clase autónoma:</w:t>
               <w:br/>
+              <w:t>12/10 (Día de la Diversidad Étnica y Cultural), 02/11 (Todos los Santos), 16/11 (Independencia de Cartagena).</w:t>
               <w:br/>
+              <w:t>Sesión 13 (16/11/2026): sustentaciones del proyecto final.</w:t>
               <w:br/>
+              <w:t>[Detalle en Plan curso/2026-2/CALENDARIO_2026-2.md del curso.]</w:t>
             </w:r>
           </w:p>
           <w:p>
@@ -833,7 +970,34 @@
                 <w:vertAlign w:val="baseline"/>
               </w:rPr>
             </w:pPr>
-            <w:r/>
+            <w:r>
+              <w:rPr>
+                <w:sz w:val="18"/>
+                <w:szCs w:val="18"/>
+                <w:rtl w:val="0"/>
+              </w:rPr>
+            </w:r>
+            <w:r>
+              <w:rPr>
+                <w:b w:val="1"/>
+                <w:bCs w:val="1"/>
+                <w:sz w:val="18"/>
+                <w:szCs w:val="18"/>
+                <w:rtl w:val="0"/>
+              </w:rPr>
+            </w:r>
+            <w:r>
+              <w:rPr>
+                <w:sz w:val="18"/>
+                <w:szCs w:val="18"/>
+                <w:rtl w:val="0"/>
+              </w:rPr>
+            </w:r>
+            <w:r>
+              <w:rPr>
+                <w:rtl w:val="0"/>
+              </w:rPr>
+            </w:r>
           </w:p>
           <w:p>
             <w:pPr>
@@ -844,7 +1008,11 @@
                 <w:vertAlign w:val="baseline"/>
               </w:rPr>
             </w:pPr>
-            <w:r/>
+            <w:r>
+              <w:rPr>
+                <w:rtl w:val="0"/>
+              </w:rPr>
+            </w:r>
           </w:p>
         </w:tc>
       </w:tr>
@@ -868,30 +1036,35 @@
               </w:rPr>
             </w:pPr>
             <w:r>
+              <w:rPr>
+                <w:sz w:val="18"/>
+                <w:szCs w:val="18"/>
+                <w:vertAlign w:val="baseline"/>
+                <w:rtl w:val="0"/>
+              </w:rPr>
               <w:t>Acuerdo sobre los aspectos de evaluación</w:t>
               <w:br/>
-              <w:t>(Cálculo teórico 2026-2 — 30% / 30% / 40% — validar en socialización con el grupo)</w:t>
+              <w:t>(Cálculo teórico 2026-2 · 30% / 30% / 40% — validar en socialización con el grupo)</w:t>
               <w:br/>
-              <w:t>Parciales: siempre síncronos; NUNCA en festivo ni clase autónoma. Criterio: última clase regular (presencial/virtual síncrona) del corte.</w:t>
+              <w:t>Parciales: presenciales y síncronos; NUNCA en festivo ni en clase autónoma. Criterio: última sesión regular del corte.</w:t>
               <w:br/>
               <w:br/>
-              <w:t>Primer corte (30%) — [10/08/2026 al 13/09/2026] — Clases 1–5:</w:t>
+              <w:t>Primer corte (30%) — [24/08/2026 al 27/09/2026] · Sesiones 1–5:</w:t>
               <w:br/>
-              <w:t>* 10% Parcial 1 (Clase 5 · 07/09/2026, presencial) | 10% Talleres o Quiz | 10% Asistencia</w:t>
+              <w:t>* 10% Parcial 1 (cierre de corte, Sesión 5 — 21/09/2026, presencial) | 10% Talleres o Quiz | 10% Asistencia</w:t>
               <w:br/>
               <w:br/>
-              <w:t>Segundo corte (30%) — [14/09/2026 al 18/10/2026] — Clases 6–10:</w:t>
+              <w:t>Segundo corte (30%) — [28/09/2026 al 25/10/2026] · Sesiones 6–9:</w:t>
               <w:br/>
-              <w:t>* 10% Parcial 2 (Clase 9 · 05/10/2026, presencial; Clase 10 festivo = refuerzo sin parcial) | 10% Talleres o Quiz | 10% Asistencia</w:t>
+              <w:t>* 10% Parcial 2 (cierre de corte, Sesión 9 — 19/10/2026, presencial) | 10% Talleres o Quiz | 10% Asistencia</w:t>
               <w:br/>
               <w:br/>
-              <w:t>Tercer corte (40%) — [19/10/2026 al 22/11/2026] — Clases 11–15:</w:t>
+              <w:t>Tercer corte (40%) — [26/10/2026 al 22/11/2026] · Sesiones 10–13:</w:t>
               <w:br/>
-              <w:t>* 15% Parcial 3 (Clase 14 · 09/11/2026, presencial; Clase 15 festivo = refuerzo sin parcial) | 20% Proyecto Integrador | 5% Asistencia</w:t>
+              <w:t>* 15% Parcial 3 (cierre de corte, Sesión 12 — 09/11/2026, presencial) | 20% Proyecto Integrador | 5% Asistencia</w:t>
               <w:br/>
               <w:br/>
-              <w:t>Nota: Criterio de parciales (fijo 2026-2): modalidad del curso = Virtual. Las clases pueden ser presencial, virtual (síncrona) o autónoma (p. ej. festivo). Los parciales son siempre síncronos (presencial o virtual síncrona según la franja del curso) y NUNCA se programan en día festivo ni en clase autónoma. Si el cierre teórico del corte cae en festivo/autónoma, el parcial se mueve a la última clase regular (presencial/virtual síncrona) anterior del mismo corte; la clase autónoma de cierre queda como refuerzo sin parcial.</w:t>
-              <w:br/>
+              <w:t>Nota: semestre 2026-2 acortado (inicio 24/08/2026 · fin 22/11/2026) = 13 sesiones que cubren los 15 temas del microcurrículo (2 sesiones dobles). Los porcentajes 30/30/40 y su desglose NO cambian. Los parciales nunca caen en festivo ni en clase autónoma. La Sesión 13 (16/11/2026, Independencia de Cartagena) se dedica a las sustentaciones del Proyecto Integrador (no es parcial).</w:t>
             </w:r>
           </w:p>
           <w:p>
@@ -903,7 +1076,11 @@
                 <w:vertAlign w:val="baseline"/>
               </w:rPr>
             </w:pPr>
-            <w:r/>
+            <w:r>
+              <w:rPr>
+                <w:rtl w:val="0"/>
+              </w:rPr>
+            </w:r>
           </w:p>
           <w:p>
             <w:pPr>
@@ -918,7 +1095,22 @@
                 <w:szCs w:val="18"/>
               </w:rPr>
             </w:pPr>
-            <w:r/>
+            <w:r>
+              <w:rPr>
+                <w:b w:val="1"/>
+                <w:bCs w:val="1"/>
+                <w:sz w:val="18"/>
+                <w:szCs w:val="18"/>
+                <w:rtl w:val="0"/>
+              </w:rPr>
+            </w:r>
+            <w:r>
+              <w:rPr>
+                <w:sz w:val="18"/>
+                <w:szCs w:val="18"/>
+                <w:rtl w:val="0"/>
+              </w:rPr>
+            </w:r>
           </w:p>
           <w:p>
             <w:pPr>
@@ -933,7 +1125,13 @@
                 <w:szCs w:val="18"/>
               </w:rPr>
             </w:pPr>
-            <w:r/>
+            <w:r>
+              <w:rPr>
+                <w:sz w:val="18"/>
+                <w:szCs w:val="18"/>
+                <w:rtl w:val="0"/>
+              </w:rPr>
+            </w:r>
           </w:p>
           <w:p>
             <w:pPr>
@@ -948,7 +1146,13 @@
                 <w:szCs w:val="18"/>
               </w:rPr>
             </w:pPr>
-            <w:r/>
+            <w:r>
+              <w:rPr>
+                <w:sz w:val="18"/>
+                <w:szCs w:val="18"/>
+                <w:rtl w:val="0"/>
+              </w:rPr>
+            </w:r>
           </w:p>
           <w:p>
             <w:pPr>
@@ -963,7 +1167,22 @@
                 <w:szCs w:val="18"/>
               </w:rPr>
             </w:pPr>
-            <w:r/>
+            <w:r>
+              <w:rPr>
+                <w:b w:val="1"/>
+                <w:bCs w:val="1"/>
+                <w:sz w:val="18"/>
+                <w:szCs w:val="18"/>
+                <w:rtl w:val="0"/>
+              </w:rPr>
+            </w:r>
+            <w:r>
+              <w:rPr>
+                <w:sz w:val="18"/>
+                <w:szCs w:val="18"/>
+                <w:rtl w:val="0"/>
+              </w:rPr>
+            </w:r>
           </w:p>
           <w:p>
             <w:pPr>
@@ -978,7 +1197,13 @@
                 <w:szCs w:val="18"/>
               </w:rPr>
             </w:pPr>
-            <w:r/>
+            <w:r>
+              <w:rPr>
+                <w:sz w:val="18"/>
+                <w:szCs w:val="18"/>
+                <w:rtl w:val="0"/>
+              </w:rPr>
+            </w:r>
           </w:p>
           <w:p>
             <w:pPr>
@@ -993,7 +1218,13 @@
                 <w:szCs w:val="18"/>
               </w:rPr>
             </w:pPr>
-            <w:r/>
+            <w:r>
+              <w:rPr>
+                <w:sz w:val="18"/>
+                <w:szCs w:val="18"/>
+                <w:rtl w:val="0"/>
+              </w:rPr>
+            </w:r>
           </w:p>
           <w:p>
             <w:pPr>
@@ -1008,7 +1239,22 @@
                 <w:szCs w:val="18"/>
               </w:rPr>
             </w:pPr>
-            <w:r/>
+            <w:r>
+              <w:rPr>
+                <w:b w:val="1"/>
+                <w:bCs w:val="1"/>
+                <w:sz w:val="18"/>
+                <w:szCs w:val="18"/>
+                <w:rtl w:val="0"/>
+              </w:rPr>
+            </w:r>
+            <w:r>
+              <w:rPr>
+                <w:sz w:val="18"/>
+                <w:szCs w:val="18"/>
+                <w:rtl w:val="0"/>
+              </w:rPr>
+            </w:r>
           </w:p>
           <w:p>
             <w:pPr>
@@ -1023,7 +1269,13 @@
                 <w:szCs w:val="18"/>
               </w:rPr>
             </w:pPr>
-            <w:r/>
+            <w:r>
+              <w:rPr>
+                <w:sz w:val="18"/>
+                <w:szCs w:val="18"/>
+                <w:rtl w:val="0"/>
+              </w:rPr>
+            </w:r>
           </w:p>
           <w:p>
             <w:pPr>
@@ -1038,7 +1290,13 @@
                 <w:szCs w:val="18"/>
               </w:rPr>
             </w:pPr>
-            <w:r/>
+            <w:r>
+              <w:rPr>
+                <w:sz w:val="18"/>
+                <w:szCs w:val="18"/>
+                <w:rtl w:val="0"/>
+              </w:rPr>
+            </w:r>
           </w:p>
           <w:p>
             <w:pPr>
@@ -1049,7 +1307,11 @@
                 <w:vertAlign w:val="baseline"/>
               </w:rPr>
             </w:pPr>
-            <w:r/>
+            <w:r>
+              <w:rPr>
+                <w:rtl w:val="0"/>
+              </w:rPr>
+            </w:r>
           </w:p>
           <w:p>
             <w:pPr>
@@ -1060,7 +1322,11 @@
                 <w:vertAlign w:val="baseline"/>
               </w:rPr>
             </w:pPr>
-            <w:r/>
+            <w:r>
+              <w:rPr>
+                <w:rtl w:val="0"/>
+              </w:rPr>
+            </w:r>
           </w:p>
         </w:tc>
       </w:tr>
@@ -1157,7 +1423,7 @@
                 <w:vertAlign w:val="baseline"/>
                 <w:rtl w:val="0"/>
               </w:rPr>
-              <w:t>Total de Estudiantes asistentes al acuerdo</w:t>
+              <w:t xml:space="preserve">Total de Estudiantes asistentes al acuerdo</w:t>
             </w:r>
           </w:p>
         </w:tc>
@@ -1212,7 +1478,7 @@
                 <w:vertAlign w:val="baseline"/>
                 <w:rtl w:val="0"/>
               </w:rPr>
-              <w:t>Nombre del vocero</w:t>
+              <w:t xml:space="preserve">Nombre del vocero</w:t>
             </w:r>
           </w:p>
         </w:tc>
@@ -1273,7 +1539,7 @@
                 <w:vertAlign w:val="baseline"/>
                 <w:rtl w:val="0"/>
               </w:rPr>
-              <w:t>Teléfono</w:t>
+              <w:t xml:space="preserve">Teléfono</w:t>
             </w:r>
           </w:p>
         </w:tc>
@@ -1328,7 +1594,7 @@
                 <w:vertAlign w:val="baseline"/>
                 <w:rtl w:val="0"/>
               </w:rPr>
-              <w:t>E–mail</w:t>
+              <w:t xml:space="preserve">E–mail</w:t>
             </w:r>
           </w:p>
         </w:tc>
@@ -1388,7 +1654,7 @@
                 <w:vertAlign w:val="baseline"/>
                 <w:rtl w:val="0"/>
               </w:rPr>
-              <w:t>Ciudad</w:t>
+              <w:t xml:space="preserve">Ciudad</w:t>
             </w:r>
           </w:p>
         </w:tc>
@@ -1443,7 +1709,7 @@
                 <w:vertAlign w:val="baseline"/>
                 <w:rtl w:val="0"/>
               </w:rPr>
-              <w:t>Fecha</w:t>
+              <w:t xml:space="preserve">Fecha</w:t>
             </w:r>
           </w:p>
         </w:tc>
@@ -1556,6 +1822,38 @@
                 <w:sz w:val="18"/>
                 <w:szCs w:val="18"/>
               </w:rPr>
+              <w:drawing>
+                <wp:inline distB="114300" distT="114300" distL="114300" distR="114300">
+                  <wp:extent cx="2009775" cy="685800"/>
+                  <wp:effectExtent b="0" l="0" r="0" t="0"/>
+                  <wp:docPr id="1028" name="image1.png"/>
+                  <a:graphic>
+                    <a:graphicData uri="http://schemas.openxmlformats.org/drawingml/2006/picture">
+                      <pic:pic>
+                        <pic:nvPicPr>
+                          <pic:cNvPr id="0" name="image1.png"/>
+                          <pic:cNvPicPr preferRelativeResize="0"/>
+                        </pic:nvPicPr>
+                        <pic:blipFill>
+                          <a:blip r:embed="rId7"/>
+                          <a:srcRect b="0" l="0" r="0" t="0"/>
+                          <a:stretch>
+                            <a:fillRect/>
+                          </a:stretch>
+                        </pic:blipFill>
+                        <pic:spPr>
+                          <a:xfrm>
+                            <a:off x="0" y="0"/>
+                            <a:ext cx="2009775" cy="685800"/>
+                          </a:xfrm>
+                          <a:prstGeom prst="rect"/>
+                          <a:ln/>
+                        </pic:spPr>
+                      </pic:pic>
+                    </a:graphicData>
+                  </a:graphic>
+                </wp:inline>
+              </w:drawing>
             </w:r>
             <w:r>
               <w:rPr>
@@ -1669,7 +1967,7 @@
                 <w:vertAlign w:val="baseline"/>
                 <w:rtl w:val="0"/>
               </w:rPr>
-              <w:t>El Docente / Tutor</w:t>
+              <w:t xml:space="preserve">El Docente / Tutor</w:t>
             </w:r>
             <w:r>
               <w:rPr>
@@ -1705,7 +2003,7 @@
                 <w:vertAlign w:val="baseline"/>
                 <w:rtl w:val="0"/>
               </w:rPr>
-              <w:t>El Vocero</w:t>
+              <w:t xml:space="preserve">El Vocero</w:t>
             </w:r>
             <w:r>
               <w:rPr>
@@ -1740,7 +2038,7 @@
                 <w:vertAlign w:val="baseline"/>
                 <w:rtl w:val="0"/>
               </w:rPr>
-              <w:t>Director</w:t>
+              <w:t xml:space="preserve">Director</w:t>
             </w:r>
             <w:r>
               <w:rPr>
@@ -1796,7 +2094,7 @@
           <w:vertAlign w:val="baseline"/>
           <w:rtl w:val="0"/>
         </w:rPr>
-        <w:t>Anexo: Agendas de trabajo y lista de estudiantes asistentes.</w:t>
+        <w:t xml:space="preserve">Anexo: Agendas de trabajo y lista de estudiantes asistentes.</w:t>
       </w:r>
     </w:p>
     <w:p>
@@ -1916,47 +2214,47 @@
                 <w:vertAlign w:val="baseline"/>
                 <w:rtl w:val="0"/>
               </w:rPr>
-              <w:t>N°.</w:t>
-            </w:r>
-          </w:p>
-        </w:tc>
-        <w:tc>
-          <w:tcPr>
-            <w:vAlign w:val="top"/>
-          </w:tcPr>
-          <w:p>
-            <w:pPr>
-              <w:jc w:val="center"/>
-              <w:rPr>
-                <w:vertAlign w:val="baseline"/>
-              </w:rPr>
-            </w:pPr>
-            <w:r>
-              <w:rPr>
-                <w:vertAlign w:val="baseline"/>
-                <w:rtl w:val="0"/>
-              </w:rPr>
-              <w:t>Código</w:t>
-            </w:r>
-          </w:p>
-        </w:tc>
-        <w:tc>
-          <w:tcPr>
-            <w:vAlign w:val="top"/>
-          </w:tcPr>
-          <w:p>
-            <w:pPr>
-              <w:jc w:val="center"/>
-              <w:rPr>
-                <w:vertAlign w:val="baseline"/>
-              </w:rPr>
-            </w:pPr>
-            <w:r>
-              <w:rPr>
-                <w:vertAlign w:val="baseline"/>
-                <w:rtl w:val="0"/>
-              </w:rPr>
-              <w:t>Firma</w:t>
+              <w:t xml:space="preserve">N°.</w:t>
+            </w:r>
+          </w:p>
+        </w:tc>
+        <w:tc>
+          <w:tcPr>
+            <w:vAlign w:val="top"/>
+          </w:tcPr>
+          <w:p>
+            <w:pPr>
+              <w:jc w:val="center"/>
+              <w:rPr>
+                <w:vertAlign w:val="baseline"/>
+              </w:rPr>
+            </w:pPr>
+            <w:r>
+              <w:rPr>
+                <w:vertAlign w:val="baseline"/>
+                <w:rtl w:val="0"/>
+              </w:rPr>
+              <w:t xml:space="preserve">Código</w:t>
+            </w:r>
+          </w:p>
+        </w:tc>
+        <w:tc>
+          <w:tcPr>
+            <w:vAlign w:val="top"/>
+          </w:tcPr>
+          <w:p>
+            <w:pPr>
+              <w:jc w:val="center"/>
+              <w:rPr>
+                <w:vertAlign w:val="baseline"/>
+              </w:rPr>
+            </w:pPr>
+            <w:r>
+              <w:rPr>
+                <w:vertAlign w:val="baseline"/>
+                <w:rtl w:val="0"/>
+              </w:rPr>
+              <w:t xml:space="preserve">Firma</w:t>
             </w:r>
           </w:p>
         </w:tc>
@@ -1982,7 +2280,7 @@
                 <w:vertAlign w:val="baseline"/>
                 <w:rtl w:val="0"/>
               </w:rPr>
-              <w:t>1</w:t>
+              <w:t xml:space="preserve">1</w:t>
             </w:r>
           </w:p>
         </w:tc>
@@ -2044,7 +2342,7 @@
                 <w:vertAlign w:val="baseline"/>
                 <w:rtl w:val="0"/>
               </w:rPr>
-              <w:t>2</w:t>
+              <w:t xml:space="preserve">2</w:t>
             </w:r>
           </w:p>
         </w:tc>
@@ -2106,7 +2404,7 @@
                 <w:vertAlign w:val="baseline"/>
                 <w:rtl w:val="0"/>
               </w:rPr>
-              <w:t>3</w:t>
+              <w:t xml:space="preserve">3</w:t>
             </w:r>
           </w:p>
         </w:tc>
@@ -2168,7 +2466,7 @@
                 <w:vertAlign w:val="baseline"/>
                 <w:rtl w:val="0"/>
               </w:rPr>
-              <w:t>4</w:t>
+              <w:t xml:space="preserve">4</w:t>
             </w:r>
           </w:p>
         </w:tc>
@@ -2230,7 +2528,7 @@
                 <w:vertAlign w:val="baseline"/>
                 <w:rtl w:val="0"/>
               </w:rPr>
-              <w:t>5</w:t>
+              <w:t xml:space="preserve">5</w:t>
             </w:r>
           </w:p>
         </w:tc>
@@ -2292,7 +2590,7 @@
                 <w:vertAlign w:val="baseline"/>
                 <w:rtl w:val="0"/>
               </w:rPr>
-              <w:t>6</w:t>
+              <w:t xml:space="preserve">6</w:t>
             </w:r>
           </w:p>
         </w:tc>
@@ -2354,7 +2652,7 @@
                 <w:vertAlign w:val="baseline"/>
                 <w:rtl w:val="0"/>
               </w:rPr>
-              <w:t>7</w:t>
+              <w:t xml:space="preserve">7</w:t>
             </w:r>
           </w:p>
         </w:tc>
@@ -2416,7 +2714,7 @@
                 <w:vertAlign w:val="baseline"/>
                 <w:rtl w:val="0"/>
               </w:rPr>
-              <w:t>8</w:t>
+              <w:t xml:space="preserve">8</w:t>
             </w:r>
           </w:p>
         </w:tc>
@@ -2478,7 +2776,7 @@
                 <w:vertAlign w:val="baseline"/>
                 <w:rtl w:val="0"/>
               </w:rPr>
-              <w:t>9</w:t>
+              <w:t xml:space="preserve">9</w:t>
             </w:r>
           </w:p>
         </w:tc>
@@ -2540,7 +2838,7 @@
                 <w:vertAlign w:val="baseline"/>
                 <w:rtl w:val="0"/>
               </w:rPr>
-              <w:t>10</w:t>
+              <w:t xml:space="preserve">10</w:t>
             </w:r>
           </w:p>
         </w:tc>
@@ -2602,7 +2900,7 @@
                 <w:vertAlign w:val="baseline"/>
                 <w:rtl w:val="0"/>
               </w:rPr>
-              <w:t>11</w:t>
+              <w:t xml:space="preserve">11</w:t>
             </w:r>
           </w:p>
         </w:tc>
@@ -2664,7 +2962,7 @@
                 <w:vertAlign w:val="baseline"/>
                 <w:rtl w:val="0"/>
               </w:rPr>
-              <w:t>12</w:t>
+              <w:t xml:space="preserve">12</w:t>
             </w:r>
           </w:p>
         </w:tc>
@@ -2726,7 +3024,7 @@
                 <w:vertAlign w:val="baseline"/>
                 <w:rtl w:val="0"/>
               </w:rPr>
-              <w:t>13</w:t>
+              <w:t xml:space="preserve">13</w:t>
             </w:r>
           </w:p>
         </w:tc>
@@ -2788,7 +3086,7 @@
                 <w:vertAlign w:val="baseline"/>
                 <w:rtl w:val="0"/>
               </w:rPr>
-              <w:t>14</w:t>
+              <w:t xml:space="preserve">14</w:t>
             </w:r>
           </w:p>
         </w:tc>
@@ -2850,7 +3148,7 @@
                 <w:vertAlign w:val="baseline"/>
                 <w:rtl w:val="0"/>
               </w:rPr>
-              <w:t>15</w:t>
+              <w:t xml:space="preserve">15</w:t>
             </w:r>
           </w:p>
         </w:tc>
@@ -2912,7 +3210,7 @@
                 <w:vertAlign w:val="baseline"/>
                 <w:rtl w:val="0"/>
               </w:rPr>
-              <w:t>16</w:t>
+              <w:t xml:space="preserve">16</w:t>
             </w:r>
           </w:p>
         </w:tc>
@@ -2974,7 +3272,7 @@
                 <w:vertAlign w:val="baseline"/>
                 <w:rtl w:val="0"/>
               </w:rPr>
-              <w:t>17</w:t>
+              <w:t xml:space="preserve">17</w:t>
             </w:r>
           </w:p>
         </w:tc>
@@ -3036,7 +3334,7 @@
                 <w:vertAlign w:val="baseline"/>
                 <w:rtl w:val="0"/>
               </w:rPr>
-              <w:t>18</w:t>
+              <w:t xml:space="preserve">18</w:t>
             </w:r>
           </w:p>
         </w:tc>
@@ -3098,7 +3396,7 @@
                 <w:vertAlign w:val="baseline"/>
                 <w:rtl w:val="0"/>
               </w:rPr>
-              <w:t>19</w:t>
+              <w:t xml:space="preserve">19</w:t>
             </w:r>
           </w:p>
         </w:tc>
@@ -3160,7 +3458,7 @@
                 <w:vertAlign w:val="baseline"/>
                 <w:rtl w:val="0"/>
               </w:rPr>
-              <w:t>20</w:t>
+              <w:t xml:space="preserve">20</w:t>
             </w:r>
           </w:p>
         </w:tc>
@@ -3222,7 +3520,7 @@
                 <w:vertAlign w:val="baseline"/>
                 <w:rtl w:val="0"/>
               </w:rPr>
-              <w:t>21</w:t>
+              <w:t xml:space="preserve">21</w:t>
             </w:r>
           </w:p>
         </w:tc>
@@ -3284,7 +3582,7 @@
                 <w:vertAlign w:val="baseline"/>
                 <w:rtl w:val="0"/>
               </w:rPr>
-              <w:t>22</w:t>
+              <w:t xml:space="preserve">22</w:t>
             </w:r>
           </w:p>
         </w:tc>
@@ -3340,28 +3638,17 @@
     </w:p>
     <w:p>
       <w:r>
-        <w:t>Docente: Julian Andres Castaño Espinosa — Correo: julianacastano@profesores.uniajc.edu.co — Horario: Lunes 10:00 – 12:00 (120 min) — Modalidad: Presencialidad asistida (Clase 1 y parciales presencial síncrono · resto de clases virtual síncrona · festivos = clase autónoma) — Código: FI303380 — PRELLENADO 2026-2 — campos de estudiantes pendientes.</w:t>
+        <w:t>Docente: Julian Andres Castaño Espinosa · Correo: julianacastano@profesores.uniajc.edu.co · Horario: Lunes 10:00 – 12:00 (120 min) · Modalidad: Presencialidad asistida (Sesión 1 y parciales presencial síncrono · resto virtual síncrona · festivos = clase autónoma) · Código: FI303380 · Periodo: 24/08/2026–22/11/2026 · 13 sesiones / 15 temas · PRELLENADO 2026-2 — campos de estudiantes pendientes.</w:t>
       </w:r>
     </w:p>
     <w:sectPr>
       <w:headerReference r:id="rId8" w:type="default"/>
-      <w:footerReference w:type="default" r:id="rId9"/>
       <w:pgSz w:h="15842" w:w="12242" w:orient="portrait"/>
       <w:pgMar w:bottom="1418" w:top="2211" w:left="1134" w:right="1134" w:header="851" w:footer="851"/>
       <w:pgNumType w:start="1"/>
     </w:sectPr>
   </w:body>
 </w:document>
-</file>
-
-<file path=word/footer1.xml><?xml version="1.0" encoding="utf-8"?>
-<w:ftr xmlns:m="http://schemas.openxmlformats.org/officeDocument/2006/math" xmlns:mc="http://schemas.openxmlformats.org/markup-compatibility/2006" xmlns:mo="http://schemas.microsoft.com/office/mac/office/2008/main" xmlns:mv="urn:schemas-microsoft-com:mac:vml" xmlns:o="urn:schemas-microsoft-com:office:office" xmlns:r="http://schemas.openxmlformats.org/officeDocument/2006/relationships" xmlns:v="urn:schemas-microsoft-com:vml" xmlns:w10="urn:schemas-microsoft-com:office:word" xmlns:w14="http://schemas.microsoft.com/office/word/2010/wordml" xmlns:w="http://schemas.openxmlformats.org/wordprocessingml/2006/main" xmlns:wne="http://schemas.microsoft.com/office/word/2006/wordml" xmlns:wp14="http://schemas.microsoft.com/office/word/2010/wordprocessingDrawing" xmlns:wp="http://schemas.openxmlformats.org/drawingml/2006/wordprocessingDrawing" xmlns:wpc="http://schemas.microsoft.com/office/word/2010/wordprocessingCanvas" xmlns:wpg="http://schemas.microsoft.com/office/word/2010/wordprocessingGroup" xmlns:wpi="http://schemas.microsoft.com/office/word/2010/wordprocessingInk" xmlns:wps="http://schemas.microsoft.com/office/word/2010/wordprocessingShape" mc:Ignorable="w14 wp14">
-  <w:p>
-    <w:pPr>
-      <w:pStyle w:val="Footer"/>
-    </w:pPr>
-  </w:p>
-</w:ftr>
 </file>
 
 <file path=word/header1.xml><?xml version="1.0" encoding="utf-8"?>

--- a/Arquitectura de Sistemas Computacionales/Entregas docente/2026-2/ACUERDO PEDAGOGICO - Arquitectura de Sistemas Computacionales - 2026-2.docx
+++ b/Arquitectura de Sistemas Computacionales/Entregas docente/2026-2/ACUERDO PEDAGOGICO - Arquitectura de Sistemas Computacionales - 2026-2.docx
@@ -945,7 +945,7 @@
               <w:br/>
               <w:t>Periodo 2026-2 · Grupo 6303C · Lunes 10:00 – 12:00 (120 min).</w:t>
               <w:br/>
-              <w:t>Modalidad: Presencialidad asistida (Sesión 1 y parciales presencial síncrono · resto de sesiones regulares virtual síncrona · festivos = clase autónoma).</w:t>
+              <w:t>Modalidad: Virtual (todas las sesiones por Meet, incluidos los parciales · festivos = clase autónoma).</w:t>
               <w:br/>
               <w:t>Estructura sugerida: Teoría Core · Taller Guiado sobre el Proyecto Integrador CloudLite · Quiz/comprobación.</w:t>
               <w:br/>
@@ -1046,22 +1046,22 @@
               <w:br/>
               <w:t>(Cálculo teórico 2026-2 · 30% / 30% / 40% — validar en socialización con el grupo)</w:t>
               <w:br/>
-              <w:t>Parciales: presenciales y síncronos; NUNCA en festivo ni en clase autónoma. Criterio: última sesión regular del corte.</w:t>
+              <w:t>Parciales: virtuales y síncronos; NUNCA en festivo ni en clase autónoma. Criterio: última sesión regular del corte.</w:t>
               <w:br/>
               <w:br/>
               <w:t>Primer corte (30%) — [24/08/2026 al 27/09/2026] · Sesiones 1–5:</w:t>
               <w:br/>
-              <w:t>* 10% Parcial 1 (cierre de corte, Sesión 5 — 21/09/2026, presencial) | 10% Talleres o Quiz | 10% Asistencia</w:t>
+              <w:t>* 10% Parcial 1 (cierre de corte, Sesión 5 — 21/09/2026, virtual) | 10% Talleres o Quiz | 10% Asistencia</w:t>
               <w:br/>
               <w:br/>
               <w:t>Segundo corte (30%) — [28/09/2026 al 25/10/2026] · Sesiones 6–9:</w:t>
               <w:br/>
-              <w:t>* 10% Parcial 2 (cierre de corte, Sesión 9 — 19/10/2026, presencial) | 10% Talleres o Quiz | 10% Asistencia</w:t>
+              <w:t>* 10% Parcial 2 (cierre de corte, Sesión 9 — 19/10/2026, virtual) | 10% Talleres o Quiz | 10% Asistencia</w:t>
               <w:br/>
               <w:br/>
               <w:t>Tercer corte (40%) — [26/10/2026 al 22/11/2026] · Sesiones 10–13:</w:t>
               <w:br/>
-              <w:t>* 15% Parcial 3 (cierre de corte, Sesión 12 — 09/11/2026, presencial) | 20% Proyecto Integrador | 5% Asistencia</w:t>
+              <w:t>* 15% Parcial 3 (cierre de corte, Sesión 12 — 09/11/2026, virtual) | 20% Proyecto Integrador | 5% Asistencia</w:t>
               <w:br/>
               <w:br/>
               <w:t>Nota: semestre 2026-2 acortado (inicio 24/08/2026 · fin 22/11/2026) = 13 sesiones que cubren los 15 temas del microcurrículo (2 sesiones dobles). Los porcentajes 30/30/40 y su desglose NO cambian. Los parciales nunca caen en festivo ni en clase autónoma. La Sesión 13 (16/11/2026, Independencia de Cartagena) se dedica a las sustentaciones del Proyecto Integrador (no es parcial).</w:t>
@@ -3638,7 +3638,7 @@
     </w:p>
     <w:p>
       <w:r>
-        <w:t>Docente: Julian Andres Castaño Espinosa · Correo: julianacastano@profesores.uniajc.edu.co · Horario: Lunes 10:00 – 12:00 (120 min) · Modalidad: Presencialidad asistida (Sesión 1 y parciales presencial síncrono · resto virtual síncrona · festivos = clase autónoma) · Código: FI303380 · Periodo: 24/08/2026–22/11/2026 · 13 sesiones / 15 temas · PRELLENADO 2026-2 — campos de estudiantes pendientes.</w:t>
+        <w:t>Docente: Julian Andres Castaño Espinosa · Correo: julianacastano@profesores.uniajc.edu.co · Horario: Lunes 10:00 – 12:00 (120 min) · Modalidad: Virtual (todas las sesiones por Meet, incluidos los parciales · festivos = clase autónoma) · Código: FI303380 · Periodo: 24/08/2026–22/11/2026 · 13 sesiones / 15 temas · PRELLENADO 2026-2 — campos de estudiantes pendientes.</w:t>
       </w:r>
     </w:p>
     <w:sectPr>
